--- a/episodes/The_Dark_Rise_Episode_04.docx
+++ b/episodes/The_Dark_Rise_Episode_04.docx
@@ -162,7 +162,7 @@
           <w:sz w:val="24"/>
           <w:szCs w:val="24"/>
         </w:rPr>
-        <w:t xml:space="preserve">The forest itself had begun to answer the lessons. At the boundary line, where the ak-pu roots ran deepest, the grass had stopped growing the ordinary green of grass. It grew the color of old bruises now, and it did not bend in the wind the way grass should bend. It leaned toward the tree, as though something under the soil had started to pull on every root that touched it.</w:t>
+        <w:t xml:space="preserve">The forest itself had begun to answer the lessons. At the boundary line, where the iroko roots ran deepest, the grass had stopped growing the ordinary green of grass. It grew the color of old bruises now, and it did not bend in the wind the way grass should bend. It leaned toward the tree, as though something under the soil had started to pull on every root that touched it.</w:t>
       </w:r>
     </w:p>
     <w:p>
@@ -414,7 +414,7 @@
           <w:sz w:val="24"/>
           <w:szCs w:val="24"/>
         </w:rPr>
-        <w:t xml:space="preserve">An old woman who sold peppers near the crossroads swore she had seen the ak-pu tree itself lean toward the village in the night, the way a hungry man leans toward a fire. No one believed her out loud. Everyone believed her enough to keep their children close and their doors barred before dark.</w:t>
+        <w:t xml:space="preserve">An old woman who sold peppers near the crossroads swore she had seen the iroko tree itself lean toward the village in the night, the way a hungry man leans toward a fire. No one believed her out loud. Everyone believed her enough to keep their children close and their doors barred before dark.</w:t>
       </w:r>
     </w:p>
     <w:p>
@@ -938,7 +938,7 @@
           <w:sz w:val="24"/>
           <w:szCs w:val="24"/>
         </w:rPr>
-        <w:t xml:space="preserve">Behind them, in the dark hut, the dibia wept without sound. Three miles away, beneath the roots of the ak-pu tree, the thing that had learned to beat like a heart beat once, hard, as though it had heard every word spoken in its name.</w:t>
+        <w:t xml:space="preserve">Behind them, in the dark hut, the dibia wept without sound. Three miles away, beneath the roots of the iroko tree, the thing that had learned to beat like a heart beat once, hard, as though it had heard every word spoken in its name.</w:t>
       </w:r>
     </w:p>
     <w:p>

--- a/episodes/The_Dark_Rise_Episode_04.docx
+++ b/episodes/The_Dark_Rise_Episode_04.docx
@@ -98,20 +98,7 @@
     </w:p>
     <w:p>
       <w:pPr>
-        <w:spacing w:after="0" w:line="360"/>
-      </w:pPr>
-      <w:r>
-        <w:rPr>
-          <w:rFonts w:ascii="Georgia" w:hAnsi="Georgia" w:cs="Georgia"/>
-          <w:sz w:val="24"/>
-          <w:szCs w:val="24"/>
-        </w:rPr>
-        <w:t xml:space="preserve"/>
-      </w:r>
-    </w:p>
-    <w:p>
-      <w:pPr>
-        <w:spacing w:after="60" w:line="360"/>
+        <w:spacing w:after="60" w:line="360" w:before="480"/>
         <w:ind w:firstLine="360"/>
       </w:pPr>
       <w:r>
@@ -167,20 +154,7 @@
     </w:p>
     <w:p>
       <w:pPr>
-        <w:spacing w:after="0" w:line="360"/>
-      </w:pPr>
-      <w:r>
-        <w:rPr>
-          <w:rFonts w:ascii="Georgia" w:hAnsi="Georgia" w:cs="Georgia"/>
-          <w:sz w:val="24"/>
-          <w:szCs w:val="24"/>
-        </w:rPr>
-        <w:t xml:space="preserve"/>
-      </w:r>
-    </w:p>
-    <w:p>
-      <w:pPr>
-        <w:spacing w:after="60" w:line="360"/>
+        <w:spacing w:after="60" w:line="360" w:before="480"/>
         <w:ind w:firstLine="360"/>
       </w:pPr>
       <w:r>
@@ -236,20 +210,7 @@
     </w:p>
     <w:p>
       <w:pPr>
-        <w:spacing w:after="0" w:line="360"/>
-      </w:pPr>
-      <w:r>
-        <w:rPr>
-          <w:rFonts w:ascii="Georgia" w:hAnsi="Georgia" w:cs="Georgia"/>
-          <w:sz w:val="24"/>
-          <w:szCs w:val="24"/>
-        </w:rPr>
-        <w:t xml:space="preserve"/>
-      </w:r>
-    </w:p>
-    <w:p>
-      <w:pPr>
-        <w:spacing w:after="60" w:line="360"/>
+        <w:spacing w:after="60" w:line="360" w:before="480"/>
         <w:ind w:firstLine="360"/>
       </w:pPr>
       <w:r>
@@ -305,15 +266,16 @@
     </w:p>
     <w:p>
       <w:pPr>
-        <w:spacing w:after="0" w:line="360"/>
-      </w:pPr>
-      <w:r>
-        <w:rPr>
-          <w:rFonts w:ascii="Georgia" w:hAnsi="Georgia" w:cs="Georgia"/>
-          <w:sz w:val="24"/>
-          <w:szCs w:val="24"/>
-        </w:rPr>
-        <w:t xml:space="preserve"/>
+        <w:spacing w:after="60" w:line="360" w:before="480"/>
+        <w:ind w:firstLine="360"/>
+      </w:pPr>
+      <w:r>
+        <w:rPr>
+          <w:rFonts w:ascii="Georgia" w:hAnsi="Georgia" w:cs="Georgia"/>
+          <w:sz w:val="24"/>
+          <w:szCs w:val="24"/>
+        </w:rPr>
+        <w:t xml:space="preserve">In Oso, the flat cold voice took stock of what it could now reach.</w:t>
       </w:r>
     </w:p>
     <w:p>
@@ -329,7 +291,7 @@
           <w:bCs/>
           <w:caps/>
         </w:rPr>
-        <w:t xml:space="preserve">VESSEL STATUS: SENSORY RANGE NOW EXTENDS BEYOND THE OSO BOUNDARY.</w:t>
+        <w:t xml:space="preserve">Vessel status: sensory range now extends beyond the Oso boundary.</w:t>
       </w:r>
     </w:p>
     <w:p>
@@ -345,25 +307,12 @@
           <w:bCs/>
           <w:caps/>
         </w:rPr>
-        <w:t xml:space="preserve">TWIN THREAD DETECTED, DORMANT BY CHOICE. MATERNAL THREAD DETECTED, OPEN AND UNGUARDED.</w:t>
-      </w:r>
-    </w:p>
-    <w:p>
-      <w:pPr>
-        <w:spacing w:after="0" w:line="360"/>
-      </w:pPr>
-      <w:r>
-        <w:rPr>
-          <w:rFonts w:ascii="Georgia" w:hAnsi="Georgia" w:cs="Georgia"/>
-          <w:sz w:val="24"/>
-          <w:szCs w:val="24"/>
-        </w:rPr>
-        <w:t xml:space="preserve"/>
-      </w:r>
-    </w:p>
-    <w:p>
-      <w:pPr>
-        <w:spacing w:after="60" w:line="360"/>
+        <w:t xml:space="preserve">Twin thread detected, dormant by choice. Maternal thread detected, open and unguarded.</w:t>
+      </w:r>
+    </w:p>
+    <w:p>
+      <w:pPr>
+        <w:spacing w:after="60" w:line="360" w:before="480"/>
         <w:ind w:firstLine="360"/>
       </w:pPr>
       <w:r>
@@ -419,20 +368,7 @@
     </w:p>
     <w:p>
       <w:pPr>
-        <w:spacing w:after="0" w:line="360"/>
-      </w:pPr>
-      <w:r>
-        <w:rPr>
-          <w:rFonts w:ascii="Georgia" w:hAnsi="Georgia" w:cs="Georgia"/>
-          <w:sz w:val="24"/>
-          <w:szCs w:val="24"/>
-        </w:rPr>
-        <w:t xml:space="preserve"/>
-      </w:r>
-    </w:p>
-    <w:p>
-      <w:pPr>
-        <w:spacing w:after="60" w:line="360"/>
+        <w:spacing w:after="60" w:line="360" w:before="480"/>
         <w:ind w:firstLine="360"/>
       </w:pPr>
       <w:r>
@@ -460,20 +396,7 @@
     </w:p>
     <w:p>
       <w:pPr>
-        <w:spacing w:after="0" w:line="360"/>
-      </w:pPr>
-      <w:r>
-        <w:rPr>
-          <w:rFonts w:ascii="Georgia" w:hAnsi="Georgia" w:cs="Georgia"/>
-          <w:sz w:val="24"/>
-          <w:szCs w:val="24"/>
-        </w:rPr>
-        <w:t xml:space="preserve"/>
-      </w:r>
-    </w:p>
-    <w:p>
-      <w:pPr>
-        <w:spacing w:after="60" w:line="360"/>
+        <w:spacing w:after="60" w:line="360" w:before="480"/>
         <w:ind w:firstLine="360"/>
       </w:pPr>
       <w:r>
@@ -515,20 +438,7 @@
     </w:p>
     <w:p>
       <w:pPr>
-        <w:spacing w:after="0" w:line="360"/>
-      </w:pPr>
-      <w:r>
-        <w:rPr>
-          <w:rFonts w:ascii="Georgia" w:hAnsi="Georgia" w:cs="Georgia"/>
-          <w:sz w:val="24"/>
-          <w:szCs w:val="24"/>
-        </w:rPr>
-        <w:t xml:space="preserve"/>
-      </w:r>
-    </w:p>
-    <w:p>
-      <w:pPr>
-        <w:spacing w:after="60" w:line="360"/>
+        <w:spacing w:after="60" w:line="360" w:before="480"/>
         <w:ind w:firstLine="360"/>
       </w:pPr>
       <w:r>
@@ -584,20 +494,7 @@
     </w:p>
     <w:p>
       <w:pPr>
-        <w:spacing w:after="0" w:line="360"/>
-      </w:pPr>
-      <w:r>
-        <w:rPr>
-          <w:rFonts w:ascii="Georgia" w:hAnsi="Georgia" w:cs="Georgia"/>
-          <w:sz w:val="24"/>
-          <w:szCs w:val="24"/>
-        </w:rPr>
-        <w:t xml:space="preserve"/>
-      </w:r>
-    </w:p>
-    <w:p>
-      <w:pPr>
-        <w:spacing w:after="60" w:line="360"/>
+        <w:spacing w:after="60" w:line="360" w:before="480"/>
         <w:ind w:firstLine="360"/>
       </w:pPr>
       <w:r>
@@ -620,7 +517,7 @@
           <w:sz w:val="24"/>
           <w:szCs w:val="24"/>
         </w:rPr>
-        <w:t xml:space="preserve">The dibia's throat convulsed. When he spoke, the first words were his own, thin and desperate. "Go. Now. Before it—"</w:t>
+        <w:t xml:space="preserve">The dibia's throat convulsed. When he spoke, the first words were his own, thin and desperate. "Go. Now. Before it..."</w:t>
       </w:r>
     </w:p>
     <w:p>
@@ -648,7 +545,7 @@
           <w:sz w:val="24"/>
           <w:szCs w:val="24"/>
         </w:rPr>
-        <w:t xml:space="preserve">"Amara."</w:t>
+        <w:t xml:space="preserve">"Amara," the doubled voice said, naming her the way an owner names a debt.</w:t>
       </w:r>
     </w:p>
     <w:p>
@@ -667,20 +564,7 @@
     </w:p>
     <w:p>
       <w:pPr>
-        <w:spacing w:after="0" w:line="360"/>
-      </w:pPr>
-      <w:r>
-        <w:rPr>
-          <w:rFonts w:ascii="Georgia" w:hAnsi="Georgia" w:cs="Georgia"/>
-          <w:sz w:val="24"/>
-          <w:szCs w:val="24"/>
-        </w:rPr>
-        <w:t xml:space="preserve"/>
-      </w:r>
-    </w:p>
-    <w:p>
-      <w:pPr>
-        <w:spacing w:after="60" w:line="360"/>
+        <w:spacing w:after="60" w:line="360" w:before="480"/>
         <w:ind w:firstLine="360"/>
       </w:pPr>
       <w:r>
@@ -722,20 +606,7 @@
     </w:p>
     <w:p>
       <w:pPr>
-        <w:spacing w:after="0" w:line="360"/>
-      </w:pPr>
-      <w:r>
-        <w:rPr>
-          <w:rFonts w:ascii="Georgia" w:hAnsi="Georgia" w:cs="Georgia"/>
-          <w:sz w:val="24"/>
-          <w:szCs w:val="24"/>
-        </w:rPr>
-        <w:t xml:space="preserve"/>
-      </w:r>
-    </w:p>
-    <w:p>
-      <w:pPr>
-        <w:spacing w:after="60" w:line="360"/>
+        <w:spacing w:after="60" w:line="360" w:before="480"/>
         <w:ind w:firstLine="360"/>
       </w:pPr>
       <w:r>
@@ -763,15 +634,16 @@
     </w:p>
     <w:p>
       <w:pPr>
-        <w:spacing w:after="0" w:line="360"/>
-      </w:pPr>
-      <w:r>
-        <w:rPr>
-          <w:rFonts w:ascii="Georgia" w:hAnsi="Georgia" w:cs="Georgia"/>
-          <w:sz w:val="24"/>
-          <w:szCs w:val="24"/>
-        </w:rPr>
-        <w:t xml:space="preserve"/>
+        <w:spacing w:after="60" w:line="360" w:before="480"/>
+        <w:ind w:firstLine="360"/>
+      </w:pPr>
+      <w:r>
+        <w:rPr>
+          <w:rFonts w:ascii="Georgia" w:hAnsi="Georgia" w:cs="Georgia"/>
+          <w:sz w:val="24"/>
+          <w:szCs w:val="24"/>
+        </w:rPr>
+        <w:t xml:space="preserve">The voice beneath the roots recorded it, flat and exact.</w:t>
       </w:r>
     </w:p>
     <w:p>
@@ -787,25 +659,12 @@
           <w:bCs/>
           <w:caps/>
         </w:rPr>
-        <w:t xml:space="preserve">FIRST CONTACT ESTABLISHED WITH MATERNAL BLOODLINE. SUBJECT: AMARA. RESPONSE: UNRESOLVED.</w:t>
-      </w:r>
-    </w:p>
-    <w:p>
-      <w:pPr>
-        <w:spacing w:after="0" w:line="360"/>
-      </w:pPr>
-      <w:r>
-        <w:rPr>
-          <w:rFonts w:ascii="Georgia" w:hAnsi="Georgia" w:cs="Georgia"/>
-          <w:sz w:val="24"/>
-          <w:szCs w:val="24"/>
-        </w:rPr>
-        <w:t xml:space="preserve"/>
-      </w:r>
-    </w:p>
-    <w:p>
-      <w:pPr>
-        <w:spacing w:after="60" w:line="360"/>
+        <w:t xml:space="preserve">First contact established with maternal bloodline. Subject: Amara. Response: unresolved.</w:t>
+      </w:r>
+    </w:p>
+    <w:p>
+      <w:pPr>
+        <w:spacing w:after="60" w:line="360" w:before="480"/>
         <w:ind w:firstLine="360"/>
       </w:pPr>
       <w:r>
@@ -847,20 +706,7 @@
     </w:p>
     <w:p>
       <w:pPr>
-        <w:spacing w:after="0" w:line="360"/>
-      </w:pPr>
-      <w:r>
-        <w:rPr>
-          <w:rFonts w:ascii="Georgia" w:hAnsi="Georgia" w:cs="Georgia"/>
-          <w:sz w:val="24"/>
-          <w:szCs w:val="24"/>
-        </w:rPr>
-        <w:t xml:space="preserve"/>
-      </w:r>
-    </w:p>
-    <w:p>
-      <w:pPr>
-        <w:spacing w:after="60" w:line="360"/>
+        <w:spacing w:after="60" w:line="360" w:before="480"/>
         <w:ind w:firstLine="360"/>
       </w:pPr>
       <w:r>
@@ -916,20 +762,7 @@
     </w:p>
     <w:p>
       <w:pPr>
-        <w:spacing w:after="0" w:line="360"/>
-      </w:pPr>
-      <w:r>
-        <w:rPr>
-          <w:rFonts w:ascii="Georgia" w:hAnsi="Georgia" w:cs="Georgia"/>
-          <w:sz w:val="24"/>
-          <w:szCs w:val="24"/>
-        </w:rPr>
-        <w:t xml:space="preserve"/>
-      </w:r>
-    </w:p>
-    <w:p>
-      <w:pPr>
-        <w:spacing w:after="60" w:line="360"/>
+        <w:spacing w:after="60" w:line="360" w:before="480"/>
         <w:ind w:firstLine="360"/>
       </w:pPr>
       <w:r>
@@ -953,19 +786,6 @@
           <w:szCs w:val="24"/>
         </w:rPr>
         <w:t xml:space="preserve">And smiled, with a mouth it did not yet have.</w:t>
-      </w:r>
-    </w:p>
-    <w:p>
-      <w:pPr>
-        <w:spacing w:after="0" w:line="360"/>
-      </w:pPr>
-      <w:r>
-        <w:rPr>
-          <w:rFonts w:ascii="Georgia" w:hAnsi="Georgia" w:cs="Georgia"/>
-          <w:sz w:val="24"/>
-          <w:szCs w:val="24"/>
-        </w:rPr>
-        <w:t xml:space="preserve"/>
       </w:r>
     </w:p>
     <w:sectPr>
